--- a/templates/informes/prueba.docx
+++ b/templates/informes/prueba.docx
@@ -3,394 +3,8 @@
 <w:document xmlns:wpc="http://schemas.microsoft.com/office/word/2010/wordprocessingCanvas" xmlns:cx="http://schemas.microsoft.com/office/drawing/2014/chartex" xmlns:cx1="http://schemas.microsoft.com/office/drawing/2015/9/8/chartex" xmlns:cx2="http://schemas.microsoft.com/office/drawing/2015/10/21/chartex" xmlns:cx3="http://schemas.microsoft.com/office/drawing/2016/5/9/chartex" xmlns:cx4="http://schemas.microsoft.com/office/drawing/2016/5/10/chartex" xmlns:cx5="http://schemas.microsoft.com/office/drawing/2016/5/11/chartex" xmlns:cx6="http://schemas.microsoft.com/office/drawing/2016/5/12/chartex" xmlns:cx7="http://schemas.microsoft.com/office/drawing/2016/5/13/chartex" xmlns:cx8="http://schemas.microsoft.com/office/drawing/2016/5/14/chartex" xmlns:mc="http://schemas.openxmlformats.org/markup-compatibility/2006" xmlns:aink="http://schemas.microsoft.com/office/drawing/2016/ink" xmlns:am3d="http://schemas.microsoft.com/office/drawing/2017/model3d" xmlns:o="urn:schemas-microsoft-com:office:office" xmlns:oel="http://schemas.microsoft.com/office/2019/extlst" xmlns:r="http://schemas.openxmlformats.org/officeDocument/2006/relationships" xmlns:m="http://schemas.openxmlformats.org/officeDocument/2006/math" xmlns:v="urn:schemas-microsoft-com:vml" xmlns:wp14="http://schemas.microsoft.com/office/word/2010/wordprocessingDrawing" xmlns:wp="http://schemas.openxmlformats.org/drawingml/2006/wordprocessingDrawing" xmlns:w10="urn:schemas-microsoft-com:office:word" xmlns:w="http://schemas.openxmlformats.org/wordprocessingml/2006/main" xmlns:w14="http://schemas.microsoft.com/office/word/2010/wordml" xmlns:w15="http://schemas.microsoft.com/office/word/2012/wordml" xmlns:w16cex="http://schemas.microsoft.com/office/word/2018/wordml/cex" xmlns:w16cid="http://schemas.microsoft.com/office/word/2016/wordml/cid" xmlns:w16="http://schemas.microsoft.com/office/word/2018/wordml" xmlns:w16du="http://schemas.microsoft.com/office/word/2023/wordml/word16du" xmlns:w16sdtdh="http://schemas.microsoft.com/office/word/2020/wordml/sdtdatahash" xmlns:w16sdtfl="http://schemas.microsoft.com/office/word/2024/wordml/sdtformatlock" xmlns:w16se="http://schemas.microsoft.com/office/word/2015/wordml/symex" xmlns:wpg="http://schemas.microsoft.com/office/word/2010/wordprocessingGroup" xmlns:wpi="http://schemas.microsoft.com/office/word/2010/wordprocessingInk" xmlns:wne="http://schemas.microsoft.com/office/word/2006/wordml" xmlns:wps="http://schemas.microsoft.com/office/word/2010/wordprocessingShape" mc:Ignorable="w14 w15 w16se w16cid w16 w16cex w16sdtdh w16sdtfl w16du wp14">
   <w:body>
     <w:p>
-      <w:pPr>
-        <w:rPr>
-          <w:lang w:val="es-MX"/>
-        </w:rPr>
-      </w:pPr>
       <w:r>
-        <w:rPr>
-          <w:lang w:val="es-MX"/>
-        </w:rPr>
-        <w:t>INFORME MENSUAL DE VIGILANCIA MÉDICO OCUPACIONAL</w:t>
-      </w:r>
-    </w:p>
-    <w:p>
-      <w:pPr>
-        <w:rPr>
-          <w:lang w:val="es-MX"/>
-        </w:rPr>
-      </w:pPr>
-    </w:p>
-    <w:p>
-      <w:pPr>
-        <w:rPr>
-          <w:lang w:val="es-MX"/>
-        </w:rPr>
-      </w:pPr>
-      <w:r>
-        <w:rPr>
-          <w:lang w:val="es-MX"/>
-        </w:rPr>
-        <w:t>1. ANÁLISIS EPIDEMIOLÓGICO</w:t>
-      </w:r>
-    </w:p>
-    <w:p>
-      <w:pPr>
-        <w:rPr>
-          <w:lang w:val="es-MX"/>
-        </w:rPr>
-      </w:pPr>
-    </w:p>
-    <w:p>
-      <w:pPr>
-        <w:rPr>
-          <w:lang w:val="es-MX"/>
-        </w:rPr>
-      </w:pPr>
-      <w:r>
-        <w:rPr>
-          <w:lang w:val="es-MX"/>
-        </w:rPr>
-        <w:t>A continuación, se presenta el análisis de la población de trabajadores activos durante el período.</w:t>
-      </w:r>
-    </w:p>
-    <w:p>
-      <w:pPr>
-        <w:rPr>
-          <w:lang w:val="es-MX"/>
-        </w:rPr>
-      </w:pPr>
-    </w:p>
-    <w:p>
-      <w:pPr>
-        <w:rPr>
-          <w:lang w:val="es-MX"/>
-        </w:rPr>
-      </w:pPr>
-      <w:r>
-        <w:rPr>
-          <w:lang w:val="es-MX"/>
-        </w:rPr>
-        <w:t>1.1. Epidemiología laboral</w:t>
-      </w:r>
-    </w:p>
-    <w:p>
-      <w:pPr>
-        <w:rPr>
-          <w:lang w:val="es-MX"/>
-        </w:rPr>
-      </w:pPr>
-    </w:p>
-    <w:p>
-      <w:pPr>
-        <w:rPr>
-          <w:lang w:val="es-MX"/>
-        </w:rPr>
-      </w:pPr>
-      <w:r>
-        <w:rPr>
-          <w:lang w:val="es-MX"/>
-        </w:rPr>
-        <w:t>(El gráfico de Donut 3D sobre la distribución por sexo se insertará aquí)</w:t>
-      </w:r>
-    </w:p>
-    <w:p>
-      <w:pPr>
-        <w:rPr>
-          <w:lang w:val="es-MX"/>
-        </w:rPr>
-      </w:pPr>
-    </w:p>
-    <w:p>
-      <w:pPr>
-        <w:rPr>
-          <w:lang w:val="es-MX"/>
-        </w:rPr>
-      </w:pPr>
-      <w:r>
-        <w:rPr>
-          <w:lang w:val="es-MX"/>
-        </w:rPr>
-        <w:t>1.2. Gráfico N°02: Cantidad de trabajadores según edad</w:t>
-      </w:r>
-    </w:p>
-    <w:p>
-      <w:pPr>
-        <w:rPr>
-          <w:lang w:val="es-MX"/>
-        </w:rPr>
-      </w:pPr>
-    </w:p>
-    <w:p>
-      <w:pPr>
-        <w:rPr>
-          <w:lang w:val="es-MX"/>
-        </w:rPr>
-      </w:pPr>
-      <w:r>
-        <w:rPr>
-          <w:lang w:val="es-MX"/>
-        </w:rPr>
-        <w:t>(El gráfico de Barras Horizontales sobre los grupos de edad se insertará aquí)</w:t>
-      </w:r>
-    </w:p>
-    <w:p>
-      <w:pPr>
-        <w:rPr>
-          <w:lang w:val="es-MX"/>
-        </w:rPr>
-      </w:pPr>
-    </w:p>
-    <w:p>
-      <w:pPr>
-        <w:rPr>
-          <w:lang w:val="es-MX"/>
-        </w:rPr>
-      </w:pPr>
-    </w:p>
-    <w:p>
-      <w:pPr>
-        <w:rPr>
-          <w:lang w:val="es-MX"/>
-        </w:rPr>
-      </w:pPr>
-      <w:r>
-        <w:rPr>
-          <w:lang w:val="es-MX"/>
-        </w:rPr>
-        <w:t>2. GESTIÓN DE EXÁMENES MÉDICOS OCUPACIONALES (EMO)</w:t>
-      </w:r>
-    </w:p>
-    <w:p>
-      <w:pPr>
-        <w:rPr>
-          <w:lang w:val="es-MX"/>
-        </w:rPr>
-      </w:pPr>
-    </w:p>
-    <w:p>
-      <w:pPr>
-        <w:rPr>
-          <w:lang w:val="es-MX"/>
-        </w:rPr>
-      </w:pPr>
-      <w:r>
-        <w:rPr>
-          <w:lang w:val="es-MX"/>
-        </w:rPr>
-        <w:t>2.1. Estados de EMOS</w:t>
-      </w:r>
-    </w:p>
-    <w:p>
-      <w:pPr>
-        <w:rPr>
-          <w:lang w:val="es-MX"/>
-        </w:rPr>
-      </w:pPr>
-    </w:p>
-    <w:p>
-      <w:pPr>
-        <w:rPr>
-          <w:lang w:val="es-MX"/>
-        </w:rPr>
-      </w:pPr>
-      <w:r>
-        <w:rPr>
-          <w:lang w:val="es-MX"/>
-        </w:rPr>
-        <w:t xml:space="preserve">(El gráfico de Donut 3D sobre el estatus de entrega de </w:t>
-      </w:r>
-      <w:proofErr w:type="spellStart"/>
-      <w:r>
-        <w:rPr>
-          <w:lang w:val="es-MX"/>
-        </w:rPr>
-        <w:t>EMOs</w:t>
-      </w:r>
-      <w:proofErr w:type="spellEnd"/>
-      <w:r>
-        <w:rPr>
-          <w:lang w:val="es-MX"/>
-        </w:rPr>
-        <w:t xml:space="preserve"> se insertará aquí)</w:t>
-      </w:r>
-    </w:p>
-    <w:p>
-      <w:pPr>
-        <w:rPr>
-          <w:lang w:val="es-MX"/>
-        </w:rPr>
-      </w:pPr>
-    </w:p>
-    <w:p>
-      <w:pPr>
-        <w:rPr>
-          <w:lang w:val="es-MX"/>
-        </w:rPr>
-      </w:pPr>
-      <w:r>
-        <w:rPr>
-          <w:lang w:val="es-MX"/>
-        </w:rPr>
-        <w:t>2.2. Perfiles de EMO</w:t>
-      </w:r>
-    </w:p>
-    <w:p>
-      <w:pPr>
-        <w:rPr>
-          <w:lang w:val="es-MX"/>
-        </w:rPr>
-      </w:pPr>
-    </w:p>
-    <w:p>
-      <w:pPr>
-        <w:rPr>
-          <w:lang w:val="es-MX"/>
-        </w:rPr>
-      </w:pPr>
-      <w:r>
-        <w:rPr>
-          <w:lang w:val="es-MX"/>
-        </w:rPr>
-        <w:t>(El gráfico de Donut 2D sobre los perfiles operativos/oficina se insertará aquí)</w:t>
-      </w:r>
-    </w:p>
-    <w:p>
-      <w:pPr>
-        <w:rPr>
-          <w:lang w:val="es-MX"/>
-        </w:rPr>
-      </w:pPr>
-    </w:p>
-    <w:p>
-      <w:pPr>
-        <w:rPr>
-          <w:lang w:val="es-MX"/>
-        </w:rPr>
-      </w:pPr>
-      <w:r>
-        <w:rPr>
-          <w:lang w:val="es-MX"/>
-        </w:rPr>
-        <w:t>2.3. Gráfico N°03: Vigencia EMOS</w:t>
-      </w:r>
-    </w:p>
-    <w:p>
-      <w:pPr>
-        <w:rPr>
-          <w:lang w:val="es-MX"/>
-        </w:rPr>
-      </w:pPr>
-    </w:p>
-    <w:p>
-      <w:pPr>
-        <w:rPr>
-          <w:lang w:val="es-MX"/>
-        </w:rPr>
-      </w:pPr>
-      <w:r>
-        <w:rPr>
-          <w:lang w:val="es-MX"/>
-        </w:rPr>
-        <w:lastRenderedPageBreak/>
-        <w:t xml:space="preserve">(El gráfico de Barras Horizontales sobre la vigencia de los </w:t>
-      </w:r>
-      <w:proofErr w:type="spellStart"/>
-      <w:r>
-        <w:rPr>
-          <w:lang w:val="es-MX"/>
-        </w:rPr>
-        <w:t>EMOs</w:t>
-      </w:r>
-      <w:proofErr w:type="spellEnd"/>
-      <w:r>
-        <w:rPr>
-          <w:lang w:val="es-MX"/>
-        </w:rPr>
-        <w:t xml:space="preserve"> se insertará aquí)</w:t>
-      </w:r>
-    </w:p>
-    <w:p>
-      <w:pPr>
-        <w:rPr>
-          <w:lang w:val="es-MX"/>
-        </w:rPr>
-      </w:pPr>
-    </w:p>
-    <w:p>
-      <w:pPr>
-        <w:rPr>
-          <w:lang w:val="es-MX"/>
-        </w:rPr>
-      </w:pPr>
-      <w:r>
-        <w:rPr>
-          <w:lang w:val="es-MX"/>
-        </w:rPr>
-        <w:t>2.4. Gráfico N°04: EMOS SEGÚN APTITUD MÉDICA</w:t>
-      </w:r>
-    </w:p>
-    <w:p>
-      <w:pPr>
-        <w:rPr>
-          <w:lang w:val="es-MX"/>
-        </w:rPr>
-      </w:pPr>
-    </w:p>
-    <w:p>
-      <w:pPr>
-        <w:rPr>
-          <w:lang w:val="es-MX"/>
-        </w:rPr>
-      </w:pPr>
-      <w:r>
-        <w:rPr>
-          <w:lang w:val="es-MX"/>
-        </w:rPr>
-        <w:t>(El gráfico triple de Donuts sobre la aptitud por sexo se insertará aquí)</w:t>
-      </w:r>
-    </w:p>
-    <w:p>
-      <w:pPr>
-        <w:rPr>
-          <w:lang w:val="es-MX"/>
-        </w:rPr>
-      </w:pPr>
-    </w:p>
-    <w:p>
-      <w:pPr>
-        <w:rPr>
-          <w:lang w:val="es-MX"/>
-        </w:rPr>
-      </w:pPr>
-    </w:p>
-    <w:p>
-      <w:pPr>
-        <w:rPr>
-          <w:lang w:val="es-MX"/>
-        </w:rPr>
-      </w:pPr>
-      <w:r>
-        <w:rPr>
-          <w:lang w:val="es-MX"/>
-        </w:rPr>
-        <w:t>3. CONCLUSIONES</w:t>
-      </w:r>
-    </w:p>
-    <w:p>
-      <w:pPr>
-        <w:rPr>
-          <w:lang w:val="es-MX"/>
-        </w:rPr>
-      </w:pPr>
-    </w:p>
-    <w:p>
-      <w:r>
-        <w:rPr>
-          <w:lang w:val="es-MX"/>
-        </w:rPr>
-        <w:t>(Espacio para conclusiones manuales)</w:t>
+        <w:t>Reporte Estandar</w:t>
       </w:r>
     </w:p>
     <w:sectPr>

--- a/templates/informes/prueba.docx
+++ b/templates/informes/prueba.docx
@@ -5,6 +5,42 @@
     <w:p>
       <w:r>
         <w:t>Reporte Estandar</w:t>
+      </w:r>
+    </w:p>
+    <w:p/>
+    <w:p>
+      <w:r>
+        <w:t>Epidemiología laboral</w:t>
+      </w:r>
+    </w:p>
+    <w:p/>
+    <w:p>
+      <w:r>
+        <w:t>Grupos Etarios</w:t>
+      </w:r>
+    </w:p>
+    <w:p/>
+    <w:p>
+      <w:r>
+        <w:t>Status EMO</w:t>
+      </w:r>
+    </w:p>
+    <w:p/>
+    <w:p>
+      <w:r>
+        <w:t>Perfiles EMO</w:t>
+      </w:r>
+    </w:p>
+    <w:p/>
+    <w:p>
+      <w:r>
+        <w:t>Vigencia EMO</w:t>
+      </w:r>
+    </w:p>
+    <w:p/>
+    <w:p>
+      <w:r>
+        <w:t>Aptitud EMO</w:t>
       </w:r>
     </w:p>
     <w:sectPr>
